--- a/src/Parchment.Tests/NaughtyStringsTests.MarkdownFilterHtml.verified.docx
+++ b/src/Parchment.Tests/NaughtyStringsTests.MarkdownFilterHtml.verified.docx
@@ -198,6 +198,7 @@
       <w:r>
         <w:t xml:space="preserve">DEF | </w:t>
       </w:r>
+      <w:bookmarkStart w:name="fuzzelement1" w:id="1"/>
       <w:r>
         <w:rPr>
           <w:color w:val="0563C1"/>
@@ -208,9 +209,11 @@
       <w:r>
         <w:t xml:space="preserve"> (\x0Bjavascript:javascript:alert(61))</w:t>
       </w:r>
-      <w:r>
-        <w:t xml:space="preserve"> | </w:t>
-      </w:r>
+      <w:bookmarkEnd w:id="1"/>
+      <w:r>
+        <w:t xml:space="preserve"> | </w:t>
+      </w:r>
+      <w:bookmarkStart w:name="fuzzelement1" w:id="2"/>
       <w:r>
         <w:rPr>
           <w:color w:val="0563C1"/>
@@ -221,9 +224,11 @@
       <w:r>
         <w:t xml:space="preserve"> (\x0Fjavascript:javascript:alert(62))</w:t>
       </w:r>
-      <w:r>
-        <w:t xml:space="preserve"> | </w:t>
-      </w:r>
+      <w:bookmarkEnd w:id="2"/>
+      <w:r>
+        <w:t xml:space="preserve"> | </w:t>
+      </w:r>
+      <w:bookmarkStart w:name="fuzzelement1" w:id="3"/>
       <w:r>
         <w:rPr>
           <w:color w:val="0563C1"/>
@@ -234,9 +239,11 @@
       <w:r>
         <w:t xml:space="preserve"> (\xC2\xA0javascript:javascript:alert(63))</w:t>
       </w:r>
-      <w:r>
-        <w:t xml:space="preserve"> | </w:t>
-      </w:r>
+      <w:bookmarkEnd w:id="3"/>
+      <w:r>
+        <w:t xml:space="preserve"> | </w:t>
+      </w:r>
+      <w:bookmarkStart w:name="fuzzelement1" w:id="4"/>
       <w:r>
         <w:rPr>
           <w:color w:val="0563C1"/>
@@ -247,9 +254,11 @@
       <w:r>
         <w:t xml:space="preserve"> (\x05javascript:javascript:alert(64))</w:t>
       </w:r>
-      <w:r>
-        <w:t xml:space="preserve"> | </w:t>
-      </w:r>
+      <w:bookmarkEnd w:id="4"/>
+      <w:r>
+        <w:t xml:space="preserve"> | </w:t>
+      </w:r>
+      <w:bookmarkStart w:name="fuzzelement1" w:id="5"/>
       <w:r>
         <w:rPr>
           <w:color w:val="0563C1"/>
@@ -260,9 +269,11 @@
       <w:r>
         <w:t xml:space="preserve"> (\xE1\xA0\x8Ejavascript:javascript:alert(65))</w:t>
       </w:r>
-      <w:r>
-        <w:t xml:space="preserve"> | </w:t>
-      </w:r>
+      <w:bookmarkEnd w:id="5"/>
+      <w:r>
+        <w:t xml:space="preserve"> | </w:t>
+      </w:r>
+      <w:bookmarkStart w:name="fuzzelement1" w:id="6"/>
       <w:r>
         <w:rPr>
           <w:color w:val="0563C1"/>
@@ -273,9 +284,11 @@
       <w:r>
         <w:t xml:space="preserve"> (\x18javascript:javascript:alert(66))</w:t>
       </w:r>
-      <w:r>
-        <w:t xml:space="preserve"> | </w:t>
-      </w:r>
+      <w:bookmarkEnd w:id="6"/>
+      <w:r>
+        <w:t xml:space="preserve"> | </w:t>
+      </w:r>
+      <w:bookmarkStart w:name="fuzzelement1" w:id="7"/>
       <w:r>
         <w:rPr>
           <w:color w:val="0563C1"/>
@@ -286,9 +299,11 @@
       <w:r>
         <w:t xml:space="preserve"> (\x11javascript:javascript:alert(67))</w:t>
       </w:r>
-      <w:r>
-        <w:t xml:space="preserve"> | </w:t>
-      </w:r>
+      <w:bookmarkEnd w:id="7"/>
+      <w:r>
+        <w:t xml:space="preserve"> | </w:t>
+      </w:r>
+      <w:bookmarkStart w:name="fuzzelement1" w:id="8"/>
       <w:r>
         <w:rPr>
           <w:color w:val="0563C1"/>
@@ -299,9 +314,11 @@
       <w:r>
         <w:t xml:space="preserve"> (\xE2\x80\x88javascript:javascript:alert(68))</w:t>
       </w:r>
-      <w:r>
-        <w:t xml:space="preserve"> | </w:t>
-      </w:r>
+      <w:bookmarkEnd w:id="8"/>
+      <w:r>
+        <w:t xml:space="preserve"> | </w:t>
+      </w:r>
+      <w:bookmarkStart w:name="fuzzelement1" w:id="9"/>
       <w:r>
         <w:rPr>
           <w:color w:val="0563C1"/>
@@ -312,9 +329,11 @@
       <w:r>
         <w:t xml:space="preserve"> (\xE2\x80\x89javascript:javascript:alert(69))</w:t>
       </w:r>
-      <w:r>
-        <w:t xml:space="preserve"> | </w:t>
-      </w:r>
+      <w:bookmarkEnd w:id="9"/>
+      <w:r>
+        <w:t xml:space="preserve"> | </w:t>
+      </w:r>
+      <w:bookmarkStart w:name="fuzzelement1" w:id="10"/>
       <w:r>
         <w:rPr>
           <w:color w:val="0563C1"/>
@@ -325,9 +344,11 @@
       <w:r>
         <w:t xml:space="preserve"> (\xE2\x80\x80javascript:javascript:alert(70))</w:t>
       </w:r>
-      <w:r>
-        <w:t xml:space="preserve"> | </w:t>
-      </w:r>
+      <w:bookmarkEnd w:id="10"/>
+      <w:r>
+        <w:t xml:space="preserve"> | </w:t>
+      </w:r>
+      <w:bookmarkStart w:name="fuzzelement1" w:id="11"/>
       <w:r>
         <w:rPr>
           <w:color w:val="0563C1"/>
@@ -338,9 +359,11 @@
       <w:r>
         <w:t xml:space="preserve"> (\x17javascript:javascript:alert(71))</w:t>
       </w:r>
-      <w:r>
-        <w:t xml:space="preserve"> | </w:t>
-      </w:r>
+      <w:bookmarkEnd w:id="11"/>
+      <w:r>
+        <w:t xml:space="preserve"> | </w:t>
+      </w:r>
+      <w:bookmarkStart w:name="fuzzelement1" w:id="12"/>
       <w:r>
         <w:rPr>
           <w:color w:val="0563C1"/>
@@ -351,9 +374,11 @@
       <w:r>
         <w:t xml:space="preserve"> (\x03javascript:javascript:alert(72))</w:t>
       </w:r>
-      <w:r>
-        <w:t xml:space="preserve"> | </w:t>
-      </w:r>
+      <w:bookmarkEnd w:id="12"/>
+      <w:r>
+        <w:t xml:space="preserve"> | </w:t>
+      </w:r>
+      <w:bookmarkStart w:name="fuzzelement1" w:id="13"/>
       <w:r>
         <w:rPr>
           <w:color w:val="0563C1"/>
@@ -364,9 +389,11 @@
       <w:r>
         <w:t xml:space="preserve"> (\x0Ejavascript:javascript:alert(73))</w:t>
       </w:r>
-      <w:r>
-        <w:t xml:space="preserve"> | </w:t>
-      </w:r>
+      <w:bookmarkEnd w:id="13"/>
+      <w:r>
+        <w:t xml:space="preserve"> | </w:t>
+      </w:r>
+      <w:bookmarkStart w:name="fuzzelement1" w:id="14"/>
       <w:r>
         <w:rPr>
           <w:color w:val="0563C1"/>
@@ -377,9 +404,11 @@
       <w:r>
         <w:t xml:space="preserve"> (\x1Ajavascript:javascript:alert(74))</w:t>
       </w:r>
-      <w:r>
-        <w:t xml:space="preserve"> | </w:t>
-      </w:r>
+      <w:bookmarkEnd w:id="14"/>
+      <w:r>
+        <w:t xml:space="preserve"> | </w:t>
+      </w:r>
+      <w:bookmarkStart w:name="fuzzelement1" w:id="15"/>
       <w:r>
         <w:rPr>
           <w:color w:val="0563C1"/>
@@ -390,9 +419,11 @@
       <w:r>
         <w:t xml:space="preserve"> (\x00javascript:javascript:alert(75))</w:t>
       </w:r>
-      <w:r>
-        <w:t xml:space="preserve"> | </w:t>
-      </w:r>
+      <w:bookmarkEnd w:id="15"/>
+      <w:r>
+        <w:t xml:space="preserve"> | </w:t>
+      </w:r>
+      <w:bookmarkStart w:name="fuzzelement1" w:id="16"/>
       <w:r>
         <w:rPr>
           <w:color w:val="0563C1"/>
@@ -403,9 +434,11 @@
       <w:r>
         <w:t xml:space="preserve"> (\x10javascript:javascript:alert(76))</w:t>
       </w:r>
-      <w:r>
-        <w:t xml:space="preserve"> | </w:t>
-      </w:r>
+      <w:bookmarkEnd w:id="16"/>
+      <w:r>
+        <w:t xml:space="preserve"> | </w:t>
+      </w:r>
+      <w:bookmarkStart w:name="fuzzelement1" w:id="17"/>
       <w:r>
         <w:rPr>
           <w:color w:val="0563C1"/>
@@ -416,9 +449,11 @@
       <w:r>
         <w:t xml:space="preserve"> (\xE2\x80\x82javascript:javascript:alert(77))</w:t>
       </w:r>
-      <w:r>
-        <w:t xml:space="preserve"> | </w:t>
-      </w:r>
+      <w:bookmarkEnd w:id="17"/>
+      <w:r>
+        <w:t xml:space="preserve"> | </w:t>
+      </w:r>
+      <w:bookmarkStart w:name="fuzzelement1" w:id="18"/>
       <w:r>
         <w:rPr>
           <w:color w:val="0563C1"/>
@@ -429,9 +464,11 @@
       <w:r>
         <w:t xml:space="preserve"> (\x20javascript:javascript:alert(78))</w:t>
       </w:r>
-      <w:r>
-        <w:t xml:space="preserve"> | </w:t>
-      </w:r>
+      <w:bookmarkEnd w:id="18"/>
+      <w:r>
+        <w:t xml:space="preserve"> | </w:t>
+      </w:r>
+      <w:bookmarkStart w:name="fuzzelement1" w:id="19"/>
       <w:r>
         <w:rPr>
           <w:color w:val="0563C1"/>
@@ -442,9 +479,11 @@
       <w:r>
         <w:t xml:space="preserve"> (\x13javascript:javascript:alert(79))</w:t>
       </w:r>
-      <w:r>
-        <w:t xml:space="preserve"> | </w:t>
-      </w:r>
+      <w:bookmarkEnd w:id="19"/>
+      <w:r>
+        <w:t xml:space="preserve"> | </w:t>
+      </w:r>
+      <w:bookmarkStart w:name="fuzzelement1" w:id="20"/>
       <w:r>
         <w:rPr>
           <w:color w:val="0563C1"/>
@@ -455,9 +494,11 @@
       <w:r>
         <w:t xml:space="preserve"> (\x09javascript:javascript:alert(80))</w:t>
       </w:r>
-      <w:r>
-        <w:t xml:space="preserve"> | </w:t>
-      </w:r>
+      <w:bookmarkEnd w:id="20"/>
+      <w:r>
+        <w:t xml:space="preserve"> | </w:t>
+      </w:r>
+      <w:bookmarkStart w:name="fuzzelement1" w:id="21"/>
       <w:r>
         <w:rPr>
           <w:color w:val="0563C1"/>
@@ -468,9 +509,11 @@
       <w:r>
         <w:t xml:space="preserve"> (\xE2\x80\x8Ajavascript:javascript:alert(81))</w:t>
       </w:r>
-      <w:r>
-        <w:t xml:space="preserve"> | </w:t>
-      </w:r>
+      <w:bookmarkEnd w:id="21"/>
+      <w:r>
+        <w:t xml:space="preserve"> | </w:t>
+      </w:r>
+      <w:bookmarkStart w:name="fuzzelement1" w:id="22"/>
       <w:r>
         <w:rPr>
           <w:color w:val="0563C1"/>
@@ -481,9 +524,11 @@
       <w:r>
         <w:t xml:space="preserve"> (\x14javascript:javascript:alert(82))</w:t>
       </w:r>
-      <w:r>
-        <w:t xml:space="preserve"> | </w:t>
-      </w:r>
+      <w:bookmarkEnd w:id="22"/>
+      <w:r>
+        <w:t xml:space="preserve"> | </w:t>
+      </w:r>
+      <w:bookmarkStart w:name="fuzzelement1" w:id="23"/>
       <w:r>
         <w:rPr>
           <w:color w:val="0563C1"/>
@@ -494,9 +539,11 @@
       <w:r>
         <w:t xml:space="preserve"> (\x19javascript:javascript:alert(83))</w:t>
       </w:r>
-      <w:r>
-        <w:t xml:space="preserve"> | </w:t>
-      </w:r>
+      <w:bookmarkEnd w:id="23"/>
+      <w:r>
+        <w:t xml:space="preserve"> | </w:t>
+      </w:r>
+      <w:bookmarkStart w:name="fuzzelement1" w:id="24"/>
       <w:r>
         <w:rPr>
           <w:color w:val="0563C1"/>
@@ -507,9 +554,11 @@
       <w:r>
         <w:t xml:space="preserve"> (\xE2\x80\xAFjavascript:javascript:alert(84))</w:t>
       </w:r>
-      <w:r>
-        <w:t xml:space="preserve"> | </w:t>
-      </w:r>
+      <w:bookmarkEnd w:id="24"/>
+      <w:r>
+        <w:t xml:space="preserve"> | </w:t>
+      </w:r>
+      <w:bookmarkStart w:name="fuzzelement1" w:id="25"/>
       <w:r>
         <w:rPr>
           <w:color w:val="0563C1"/>
@@ -520,9 +569,11 @@
       <w:r>
         <w:t xml:space="preserve"> (\x1Fjavascript:javascript:alert(85))</w:t>
       </w:r>
-      <w:r>
-        <w:t xml:space="preserve"> | </w:t>
-      </w:r>
+      <w:bookmarkEnd w:id="25"/>
+      <w:r>
+        <w:t xml:space="preserve"> | </w:t>
+      </w:r>
+      <w:bookmarkStart w:name="fuzzelement1" w:id="26"/>
       <w:r>
         <w:rPr>
           <w:color w:val="0563C1"/>
@@ -533,9 +584,11 @@
       <w:r>
         <w:t xml:space="preserve"> (\xE2\x80\x81javascript:javascript:alert(86))</w:t>
       </w:r>
-      <w:r>
-        <w:t xml:space="preserve"> | </w:t>
-      </w:r>
+      <w:bookmarkEnd w:id="26"/>
+      <w:r>
+        <w:t xml:space="preserve"> | </w:t>
+      </w:r>
+      <w:bookmarkStart w:name="fuzzelement1" w:id="27"/>
       <w:r>
         <w:rPr>
           <w:color w:val="0563C1"/>
@@ -546,9 +599,11 @@
       <w:r>
         <w:t xml:space="preserve"> (\x1Djavascript:javascript:alert(87))</w:t>
       </w:r>
-      <w:r>
-        <w:t xml:space="preserve"> | </w:t>
-      </w:r>
+      <w:bookmarkEnd w:id="27"/>
+      <w:r>
+        <w:t xml:space="preserve"> | </w:t>
+      </w:r>
+      <w:bookmarkStart w:name="fuzzelement1" w:id="28"/>
       <w:r>
         <w:rPr>
           <w:color w:val="0563C1"/>
@@ -559,9 +614,11 @@
       <w:r>
         <w:t xml:space="preserve"> (\xE2\x80\x87javascript:javascript:alert(88))</w:t>
       </w:r>
-      <w:r>
-        <w:t xml:space="preserve"> | </w:t>
-      </w:r>
+      <w:bookmarkEnd w:id="28"/>
+      <w:r>
+        <w:t xml:space="preserve"> | </w:t>
+      </w:r>
+      <w:bookmarkStart w:name="fuzzelement1" w:id="29"/>
       <w:r>
         <w:rPr>
           <w:color w:val="0563C1"/>
@@ -572,9 +629,11 @@
       <w:r>
         <w:t xml:space="preserve"> (\x07javascript:javascript:alert(89))</w:t>
       </w:r>
-      <w:r>
-        <w:t xml:space="preserve"> | </w:t>
-      </w:r>
+      <w:bookmarkEnd w:id="29"/>
+      <w:r>
+        <w:t xml:space="preserve"> | </w:t>
+      </w:r>
+      <w:bookmarkStart w:name="fuzzelement1" w:id="30"/>
       <w:r>
         <w:rPr>
           <w:color w:val="0563C1"/>
@@ -585,9 +644,11 @@
       <w:r>
         <w:t xml:space="preserve"> (\xE1\x9A\x80javascript:javascript:alert(90))</w:t>
       </w:r>
-      <w:r>
-        <w:t xml:space="preserve"> | </w:t>
-      </w:r>
+      <w:bookmarkEnd w:id="30"/>
+      <w:r>
+        <w:t xml:space="preserve"> | </w:t>
+      </w:r>
+      <w:bookmarkStart w:name="fuzzelement1" w:id="31"/>
       <w:r>
         <w:rPr>
           <w:color w:val="0563C1"/>
@@ -598,9 +659,11 @@
       <w:r>
         <w:t xml:space="preserve"> (\xE2\x80\x83javascript:javascript:alert(91))</w:t>
       </w:r>
-      <w:r>
-        <w:t xml:space="preserve"> | </w:t>
-      </w:r>
+      <w:bookmarkEnd w:id="31"/>
+      <w:r>
+        <w:t xml:space="preserve"> | </w:t>
+      </w:r>
+      <w:bookmarkStart w:name="fuzzelement1" w:id="32"/>
       <w:r>
         <w:rPr>
           <w:color w:val="0563C1"/>
@@ -611,9 +674,11 @@
       <w:r>
         <w:t xml:space="preserve"> (\x04javascript:javascript:alert(92))</w:t>
       </w:r>
-      <w:r>
-        <w:t xml:space="preserve"> | </w:t>
-      </w:r>
+      <w:bookmarkEnd w:id="32"/>
+      <w:r>
+        <w:t xml:space="preserve"> | </w:t>
+      </w:r>
+      <w:bookmarkStart w:name="fuzzelement1" w:id="33"/>
       <w:r>
         <w:rPr>
           <w:color w:val="0563C1"/>
@@ -624,9 +689,11 @@
       <w:r>
         <w:t xml:space="preserve"> (\x01javascript:javascript:alert(93))</w:t>
       </w:r>
-      <w:r>
-        <w:t xml:space="preserve"> | </w:t>
-      </w:r>
+      <w:bookmarkEnd w:id="33"/>
+      <w:r>
+        <w:t xml:space="preserve"> | </w:t>
+      </w:r>
+      <w:bookmarkStart w:name="fuzzelement1" w:id="34"/>
       <w:r>
         <w:rPr>
           <w:color w:val="0563C1"/>
@@ -637,9 +704,11 @@
       <w:r>
         <w:t xml:space="preserve"> (\x08javascript:javascript:alert(94))</w:t>
       </w:r>
-      <w:r>
-        <w:t xml:space="preserve"> | </w:t>
-      </w:r>
+      <w:bookmarkEnd w:id="34"/>
+      <w:r>
+        <w:t xml:space="preserve"> | </w:t>
+      </w:r>
+      <w:bookmarkStart w:name="fuzzelement1" w:id="35"/>
       <w:r>
         <w:rPr>
           <w:color w:val="0563C1"/>
@@ -650,9 +719,11 @@
       <w:r>
         <w:t xml:space="preserve"> (\xE2\x80\x84javascript:javascript:alert(95))</w:t>
       </w:r>
-      <w:r>
-        <w:t xml:space="preserve"> | </w:t>
-      </w:r>
+      <w:bookmarkEnd w:id="35"/>
+      <w:r>
+        <w:t xml:space="preserve"> | </w:t>
+      </w:r>
+      <w:bookmarkStart w:name="fuzzelement1" w:id="36"/>
       <w:r>
         <w:rPr>
           <w:color w:val="0563C1"/>
@@ -663,9 +734,11 @@
       <w:r>
         <w:t xml:space="preserve"> (\xE2\x80\x86javascript:javascript:alert(96))</w:t>
       </w:r>
-      <w:r>
-        <w:t xml:space="preserve"> | </w:t>
-      </w:r>
+      <w:bookmarkEnd w:id="36"/>
+      <w:r>
+        <w:t xml:space="preserve"> | </w:t>
+      </w:r>
+      <w:bookmarkStart w:name="fuzzelement1" w:id="37"/>
       <w:r>
         <w:rPr>
           <w:color w:val="0563C1"/>
@@ -676,9 +749,11 @@
       <w:r>
         <w:t xml:space="preserve"> (\xE3\x80\x80javascript:javascript:alert(97))</w:t>
       </w:r>
-      <w:r>
-        <w:t xml:space="preserve"> | </w:t>
-      </w:r>
+      <w:bookmarkEnd w:id="37"/>
+      <w:r>
+        <w:t xml:space="preserve"> | </w:t>
+      </w:r>
+      <w:bookmarkStart w:name="fuzzelement1" w:id="38"/>
       <w:r>
         <w:rPr>
           <w:color w:val="0563C1"/>
@@ -689,9 +764,11 @@
       <w:r>
         <w:t xml:space="preserve"> (\x12javascript:javascript:alert(98))</w:t>
       </w:r>
-      <w:r>
-        <w:t xml:space="preserve"> | </w:t>
-      </w:r>
+      <w:bookmarkEnd w:id="38"/>
+      <w:r>
+        <w:t xml:space="preserve"> | </w:t>
+      </w:r>
+      <w:bookmarkStart w:name="fuzzelement1" w:id="39"/>
       <w:r>
         <w:rPr>
           <w:color w:val="0563C1"/>
@@ -702,9 +779,11 @@
       <w:r>
         <w:t xml:space="preserve"> (\x0Djavascript:javascript:alert(99))</w:t>
       </w:r>
-      <w:r>
-        <w:t xml:space="preserve"> | </w:t>
-      </w:r>
+      <w:bookmarkEnd w:id="39"/>
+      <w:r>
+        <w:t xml:space="preserve"> | </w:t>
+      </w:r>
+      <w:bookmarkStart w:name="fuzzelement1" w:id="40"/>
       <w:r>
         <w:rPr>
           <w:color w:val="0563C1"/>
@@ -715,9 +794,11 @@
       <w:r>
         <w:t xml:space="preserve"> (\x0Ajavascript:javascript:alert(100))</w:t>
       </w:r>
-      <w:r>
-        <w:t xml:space="preserve"> | </w:t>
-      </w:r>
+      <w:bookmarkEnd w:id="40"/>
+      <w:r>
+        <w:t xml:space="preserve"> | </w:t>
+      </w:r>
+      <w:bookmarkStart w:name="fuzzelement1" w:id="41"/>
       <w:r>
         <w:rPr>
           <w:color w:val="0563C1"/>
@@ -728,9 +809,11 @@
       <w:r>
         <w:t xml:space="preserve"> (\x0Cjavascript:javascript:alert(101))</w:t>
       </w:r>
-      <w:r>
-        <w:t xml:space="preserve"> | </w:t>
-      </w:r>
+      <w:bookmarkEnd w:id="41"/>
+      <w:r>
+        <w:t xml:space="preserve"> | </w:t>
+      </w:r>
+      <w:bookmarkStart w:name="fuzzelement1" w:id="42"/>
       <w:r>
         <w:rPr>
           <w:color w:val="0563C1"/>
@@ -741,9 +824,11 @@
       <w:r>
         <w:t xml:space="preserve"> (\x15javascript:javascript:alert(102))</w:t>
       </w:r>
-      <w:r>
-        <w:t xml:space="preserve"> | </w:t>
-      </w:r>
+      <w:bookmarkEnd w:id="42"/>
+      <w:r>
+        <w:t xml:space="preserve"> | </w:t>
+      </w:r>
+      <w:bookmarkStart w:name="fuzzelement1" w:id="43"/>
       <w:r>
         <w:rPr>
           <w:color w:val="0563C1"/>
@@ -754,9 +839,11 @@
       <w:r>
         <w:t xml:space="preserve"> (\xE2\x80\xA8javascript:javascript:alert(103))</w:t>
       </w:r>
-      <w:r>
-        <w:t xml:space="preserve"> | </w:t>
-      </w:r>
+      <w:bookmarkEnd w:id="43"/>
+      <w:r>
+        <w:t xml:space="preserve"> | </w:t>
+      </w:r>
+      <w:bookmarkStart w:name="fuzzelement1" w:id="44"/>
       <w:r>
         <w:rPr>
           <w:color w:val="0563C1"/>
@@ -767,9 +854,11 @@
       <w:r>
         <w:t xml:space="preserve"> (\x16javascript:javascript:alert(104))</w:t>
       </w:r>
-      <w:r>
-        <w:t xml:space="preserve"> | </w:t>
-      </w:r>
+      <w:bookmarkEnd w:id="44"/>
+      <w:r>
+        <w:t xml:space="preserve"> | </w:t>
+      </w:r>
+      <w:bookmarkStart w:name="fuzzelement1" w:id="45"/>
       <w:r>
         <w:rPr>
           <w:color w:val="0563C1"/>
@@ -780,9 +869,11 @@
       <w:r>
         <w:t xml:space="preserve"> (\x02javascript:javascript:alert(105))</w:t>
       </w:r>
-      <w:r>
-        <w:t xml:space="preserve"> | </w:t>
-      </w:r>
+      <w:bookmarkEnd w:id="45"/>
+      <w:r>
+        <w:t xml:space="preserve"> | </w:t>
+      </w:r>
+      <w:bookmarkStart w:name="fuzzelement1" w:id="46"/>
       <w:r>
         <w:rPr>
           <w:color w:val="0563C1"/>
@@ -793,9 +884,11 @@
       <w:r>
         <w:t xml:space="preserve"> (\x1Bjavascript:javascript:alert(106))</w:t>
       </w:r>
-      <w:r>
-        <w:t xml:space="preserve"> | </w:t>
-      </w:r>
+      <w:bookmarkEnd w:id="46"/>
+      <w:r>
+        <w:t xml:space="preserve"> | </w:t>
+      </w:r>
+      <w:bookmarkStart w:name="fuzzelement1" w:id="47"/>
       <w:r>
         <w:rPr>
           <w:color w:val="0563C1"/>
@@ -806,9 +899,11 @@
       <w:r>
         <w:t xml:space="preserve"> (\x06javascript:javascript:alert(107))</w:t>
       </w:r>
-      <w:r>
-        <w:t xml:space="preserve"> | </w:t>
-      </w:r>
+      <w:bookmarkEnd w:id="47"/>
+      <w:r>
+        <w:t xml:space="preserve"> | </w:t>
+      </w:r>
+      <w:bookmarkStart w:name="fuzzelement1" w:id="48"/>
       <w:r>
         <w:rPr>
           <w:color w:val="0563C1"/>
@@ -819,9 +914,11 @@
       <w:r>
         <w:t xml:space="preserve"> (\xE2\x80\xA9javascript:javascript:alert(108))</w:t>
       </w:r>
-      <w:r>
-        <w:t xml:space="preserve"> | </w:t>
-      </w:r>
+      <w:bookmarkEnd w:id="48"/>
+      <w:r>
+        <w:t xml:space="preserve"> | </w:t>
+      </w:r>
+      <w:bookmarkStart w:name="fuzzelement1" w:id="49"/>
       <w:r>
         <w:rPr>
           <w:color w:val="0563C1"/>
@@ -832,9 +929,11 @@
       <w:r>
         <w:t xml:space="preserve"> (\xE2\x80\x85javascript:javascript:alert(109))</w:t>
       </w:r>
-      <w:r>
-        <w:t xml:space="preserve"> | </w:t>
-      </w:r>
+      <w:bookmarkEnd w:id="49"/>
+      <w:r>
+        <w:t xml:space="preserve"> | </w:t>
+      </w:r>
+      <w:bookmarkStart w:name="fuzzelement1" w:id="50"/>
       <w:r>
         <w:rPr>
           <w:color w:val="0563C1"/>
@@ -845,9 +944,11 @@
       <w:r>
         <w:t xml:space="preserve"> (\x1Ejavascript:javascript:alert(110))</w:t>
       </w:r>
-      <w:r>
-        <w:t xml:space="preserve"> | </w:t>
-      </w:r>
+      <w:bookmarkEnd w:id="50"/>
+      <w:r>
+        <w:t xml:space="preserve"> | </w:t>
+      </w:r>
+      <w:bookmarkStart w:name="fuzzelement1" w:id="51"/>
       <w:r>
         <w:rPr>
           <w:color w:val="0563C1"/>
@@ -858,9 +959,11 @@
       <w:r>
         <w:t xml:space="preserve"> (\xE2\x81\x9Fjavascript:javascript:alert(111))</w:t>
       </w:r>
-      <w:r>
-        <w:t xml:space="preserve"> | </w:t>
-      </w:r>
+      <w:bookmarkEnd w:id="51"/>
+      <w:r>
+        <w:t xml:space="preserve"> | </w:t>
+      </w:r>
+      <w:bookmarkStart w:name="fuzzelement1" w:id="52"/>
       <w:r>
         <w:rPr>
           <w:color w:val="0563C1"/>
@@ -871,9 +974,11 @@
       <w:r>
         <w:t xml:space="preserve"> (\x1Cjavascript:javascript:alert(112))</w:t>
       </w:r>
-      <w:r>
-        <w:t xml:space="preserve"> | </w:t>
-      </w:r>
+      <w:bookmarkEnd w:id="52"/>
+      <w:r>
+        <w:t xml:space="preserve"> | </w:t>
+      </w:r>
+      <w:bookmarkStart w:name="fuzzelement1" w:id="53"/>
       <w:r>
         <w:rPr>
           <w:color w:val="0563C1"/>
@@ -884,9 +989,11 @@
       <w:r>
         <w:t xml:space="preserve"> (javascript\x00:javascript:alert(113))</w:t>
       </w:r>
-      <w:r>
-        <w:t xml:space="preserve"> | </w:t>
-      </w:r>
+      <w:bookmarkEnd w:id="53"/>
+      <w:r>
+        <w:t xml:space="preserve"> | </w:t>
+      </w:r>
+      <w:bookmarkStart w:name="fuzzelement1" w:id="54"/>
       <w:r>
         <w:rPr>
           <w:color w:val="0563C1"/>
@@ -897,9 +1004,11 @@
       <w:r>
         <w:t xml:space="preserve"> (javascript\x3A:javascript:alert(114))</w:t>
       </w:r>
-      <w:r>
-        <w:t xml:space="preserve"> | </w:t>
-      </w:r>
+      <w:bookmarkEnd w:id="54"/>
+      <w:r>
+        <w:t xml:space="preserve"> | </w:t>
+      </w:r>
+      <w:bookmarkStart w:name="fuzzelement1" w:id="55"/>
       <w:r>
         <w:rPr>
           <w:color w:val="0563C1"/>
@@ -910,9 +1019,11 @@
       <w:r>
         <w:t xml:space="preserve"> (javascript\x09:javascript:alert(115))</w:t>
       </w:r>
-      <w:r>
-        <w:t xml:space="preserve"> | </w:t>
-      </w:r>
+      <w:bookmarkEnd w:id="55"/>
+      <w:r>
+        <w:t xml:space="preserve"> | </w:t>
+      </w:r>
+      <w:bookmarkStart w:name="fuzzelement1" w:id="56"/>
       <w:r>
         <w:rPr>
           <w:color w:val="0563C1"/>
@@ -923,9 +1034,11 @@
       <w:r>
         <w:t xml:space="preserve"> (javascript\x0D:javascript:alert(116))</w:t>
       </w:r>
-      <w:r>
-        <w:t xml:space="preserve"> | </w:t>
-      </w:r>
+      <w:bookmarkEnd w:id="56"/>
+      <w:r>
+        <w:t xml:space="preserve"> | </w:t>
+      </w:r>
+      <w:bookmarkStart w:name="fuzzelement1" w:id="57"/>
       <w:r>
         <w:rPr>
           <w:color w:val="0563C1"/>
@@ -936,6 +1049,7 @@
       <w:r>
         <w:t xml:space="preserve"> (javascript\x0A:javascript:alert(117))</w:t>
       </w:r>
+      <w:bookmarkEnd w:id="57"/>
       <w:r>
         <w:t xml:space="preserve"> | `"'&gt;</w:t>
       </w:r>
@@ -2257,10 +2371,10 @@
                     <pic:cNvPicPr/>
                   </pic:nvPicPr>
                   <pic:blipFill>
-                    <a:blip xmlns:r="http://schemas.openxmlformats.org/officeDocument/2006/relationships" r:embed="DeterministicId2">
+                    <a:blip xmlns:r="http://schemas.openxmlformats.org/officeDocument/2006/relationships" r:embed="DeterministicId4">
                       <a:extLst>
                         <a:ext uri="{96DAC541-7B7A-43D3-8B79-37D633B846F1}">
-                          <asvg:svgBlip xmlns:asvg="http://schemas.microsoft.com/office/drawing/2016/SVG/main" r:embed="DeterministicId3"/>
+                          <asvg:svgBlip xmlns:asvg="http://schemas.microsoft.com/office/drawing/2016/SVG/main" r:embed="DeterministicId5"/>
                         </a:ext>
                       </a:extLst>
                     </a:blip>
@@ -2701,6 +2815,7 @@
       </w:r>
     </w:p>
     <w:p>
+      <w:bookmarkStart w:name="fuzzelement1" w:id="58"/>
       <w:r>
         <w:rPr>
           <w:color w:val="0563C1"/>
@@ -2711,8 +2826,10 @@
       <w:r>
         <w:t xml:space="preserve"> (\x0Bjavascript:javascript:alert(61))</w:t>
       </w:r>
-    </w:p>
-    <w:p>
+      <w:bookmarkEnd w:id="58"/>
+    </w:p>
+    <w:p>
+      <w:bookmarkStart w:name="fuzzelement1" w:id="59"/>
       <w:r>
         <w:rPr>
           <w:color w:val="0563C1"/>
@@ -2723,8 +2840,10 @@
       <w:r>
         <w:t xml:space="preserve"> (\x0Fjavascript:javascript:alert(62))</w:t>
       </w:r>
-    </w:p>
-    <w:p>
+      <w:bookmarkEnd w:id="59"/>
+    </w:p>
+    <w:p>
+      <w:bookmarkStart w:name="fuzzelement1" w:id="60"/>
       <w:r>
         <w:rPr>
           <w:color w:val="0563C1"/>
@@ -2735,8 +2854,10 @@
       <w:r>
         <w:t xml:space="preserve"> (\xC2\xA0javascript:javascript:alert(63))</w:t>
       </w:r>
-    </w:p>
-    <w:p>
+      <w:bookmarkEnd w:id="60"/>
+    </w:p>
+    <w:p>
+      <w:bookmarkStart w:name="fuzzelement1" w:id="61"/>
       <w:r>
         <w:rPr>
           <w:color w:val="0563C1"/>
@@ -2747,8 +2868,10 @@
       <w:r>
         <w:t xml:space="preserve"> (\x05javascript:javascript:alert(64))</w:t>
       </w:r>
-    </w:p>
-    <w:p>
+      <w:bookmarkEnd w:id="61"/>
+    </w:p>
+    <w:p>
+      <w:bookmarkStart w:name="fuzzelement1" w:id="62"/>
       <w:r>
         <w:rPr>
           <w:color w:val="0563C1"/>
@@ -2759,8 +2882,10 @@
       <w:r>
         <w:t xml:space="preserve"> (\xE1\xA0\x8Ejavascript:javascript:alert(65))</w:t>
       </w:r>
-    </w:p>
-    <w:p>
+      <w:bookmarkEnd w:id="62"/>
+    </w:p>
+    <w:p>
+      <w:bookmarkStart w:name="fuzzelement1" w:id="63"/>
       <w:r>
         <w:rPr>
           <w:color w:val="0563C1"/>
@@ -2771,8 +2896,10 @@
       <w:r>
         <w:t xml:space="preserve"> (\x18javascript:javascript:alert(66))</w:t>
       </w:r>
-    </w:p>
-    <w:p>
+      <w:bookmarkEnd w:id="63"/>
+    </w:p>
+    <w:p>
+      <w:bookmarkStart w:name="fuzzelement1" w:id="64"/>
       <w:r>
         <w:rPr>
           <w:color w:val="0563C1"/>
@@ -2783,8 +2910,10 @@
       <w:r>
         <w:t xml:space="preserve"> (\x11javascript:javascript:alert(67))</w:t>
       </w:r>
-    </w:p>
-    <w:p>
+      <w:bookmarkEnd w:id="64"/>
+    </w:p>
+    <w:p>
+      <w:bookmarkStart w:name="fuzzelement1" w:id="65"/>
       <w:r>
         <w:rPr>
           <w:color w:val="0563C1"/>
@@ -2795,8 +2924,10 @@
       <w:r>
         <w:t xml:space="preserve"> (\xE2\x80\x88javascript:javascript:alert(68))</w:t>
       </w:r>
-    </w:p>
-    <w:p>
+      <w:bookmarkEnd w:id="65"/>
+    </w:p>
+    <w:p>
+      <w:bookmarkStart w:name="fuzzelement1" w:id="66"/>
       <w:r>
         <w:rPr>
           <w:color w:val="0563C1"/>
@@ -2807,8 +2938,10 @@
       <w:r>
         <w:t xml:space="preserve"> (\xE2\x80\x89javascript:javascript:alert(69))</w:t>
       </w:r>
-    </w:p>
-    <w:p>
+      <w:bookmarkEnd w:id="66"/>
+    </w:p>
+    <w:p>
+      <w:bookmarkStart w:name="fuzzelement1" w:id="67"/>
       <w:r>
         <w:rPr>
           <w:color w:val="0563C1"/>
@@ -2819,8 +2952,10 @@
       <w:r>
         <w:t xml:space="preserve"> (\xE2\x80\x80javascript:javascript:alert(70))</w:t>
       </w:r>
-    </w:p>
-    <w:p>
+      <w:bookmarkEnd w:id="67"/>
+    </w:p>
+    <w:p>
+      <w:bookmarkStart w:name="fuzzelement1" w:id="68"/>
       <w:r>
         <w:rPr>
           <w:color w:val="0563C1"/>
@@ -2831,8 +2966,10 @@
       <w:r>
         <w:t xml:space="preserve"> (\x17javascript:javascript:alert(71))</w:t>
       </w:r>
-    </w:p>
-    <w:p>
+      <w:bookmarkEnd w:id="68"/>
+    </w:p>
+    <w:p>
+      <w:bookmarkStart w:name="fuzzelement1" w:id="69"/>
       <w:r>
         <w:rPr>
           <w:color w:val="0563C1"/>
@@ -2843,8 +2980,10 @@
       <w:r>
         <w:t xml:space="preserve"> (\x03javascript:javascript:alert(72))</w:t>
       </w:r>
-    </w:p>
-    <w:p>
+      <w:bookmarkEnd w:id="69"/>
+    </w:p>
+    <w:p>
+      <w:bookmarkStart w:name="fuzzelement1" w:id="70"/>
       <w:r>
         <w:rPr>
           <w:color w:val="0563C1"/>
@@ -2855,8 +2994,10 @@
       <w:r>
         <w:t xml:space="preserve"> (\x0Ejavascript:javascript:alert(73))</w:t>
       </w:r>
-    </w:p>
-    <w:p>
+      <w:bookmarkEnd w:id="70"/>
+    </w:p>
+    <w:p>
+      <w:bookmarkStart w:name="fuzzelement1" w:id="71"/>
       <w:r>
         <w:rPr>
           <w:color w:val="0563C1"/>
@@ -2867,8 +3008,10 @@
       <w:r>
         <w:t xml:space="preserve"> (\x1Ajavascript:javascript:alert(74))</w:t>
       </w:r>
-    </w:p>
-    <w:p>
+      <w:bookmarkEnd w:id="71"/>
+    </w:p>
+    <w:p>
+      <w:bookmarkStart w:name="fuzzelement1" w:id="72"/>
       <w:r>
         <w:rPr>
           <w:color w:val="0563C1"/>
@@ -2879,8 +3022,10 @@
       <w:r>
         <w:t xml:space="preserve"> (\x00javascript:javascript:alert(75))</w:t>
       </w:r>
-    </w:p>
-    <w:p>
+      <w:bookmarkEnd w:id="72"/>
+    </w:p>
+    <w:p>
+      <w:bookmarkStart w:name="fuzzelement1" w:id="73"/>
       <w:r>
         <w:rPr>
           <w:color w:val="0563C1"/>
@@ -2891,8 +3036,10 @@
       <w:r>
         <w:t xml:space="preserve"> (\x10javascript:javascript:alert(76))</w:t>
       </w:r>
-    </w:p>
-    <w:p>
+      <w:bookmarkEnd w:id="73"/>
+    </w:p>
+    <w:p>
+      <w:bookmarkStart w:name="fuzzelement1" w:id="74"/>
       <w:r>
         <w:rPr>
           <w:color w:val="0563C1"/>
@@ -2903,8 +3050,10 @@
       <w:r>
         <w:t xml:space="preserve"> (\xE2\x80\x82javascript:javascript:alert(77))</w:t>
       </w:r>
-    </w:p>
-    <w:p>
+      <w:bookmarkEnd w:id="74"/>
+    </w:p>
+    <w:p>
+      <w:bookmarkStart w:name="fuzzelement1" w:id="75"/>
       <w:r>
         <w:rPr>
           <w:color w:val="0563C1"/>
@@ -2915,8 +3064,10 @@
       <w:r>
         <w:t xml:space="preserve"> (\x20javascript:javascript:alert(78))</w:t>
       </w:r>
-    </w:p>
-    <w:p>
+      <w:bookmarkEnd w:id="75"/>
+    </w:p>
+    <w:p>
+      <w:bookmarkStart w:name="fuzzelement1" w:id="76"/>
       <w:r>
         <w:rPr>
           <w:color w:val="0563C1"/>
@@ -2927,8 +3078,10 @@
       <w:r>
         <w:t xml:space="preserve"> (\x13javascript:javascript:alert(79))</w:t>
       </w:r>
-    </w:p>
-    <w:p>
+      <w:bookmarkEnd w:id="76"/>
+    </w:p>
+    <w:p>
+      <w:bookmarkStart w:name="fuzzelement1" w:id="77"/>
       <w:r>
         <w:rPr>
           <w:color w:val="0563C1"/>
@@ -2939,8 +3092,10 @@
       <w:r>
         <w:t xml:space="preserve"> (\x09javascript:javascript:alert(80))</w:t>
       </w:r>
-    </w:p>
-    <w:p>
+      <w:bookmarkEnd w:id="77"/>
+    </w:p>
+    <w:p>
+      <w:bookmarkStart w:name="fuzzelement1" w:id="78"/>
       <w:r>
         <w:rPr>
           <w:color w:val="0563C1"/>
@@ -2951,8 +3106,10 @@
       <w:r>
         <w:t xml:space="preserve"> (\xE2\x80\x8Ajavascript:javascript:alert(81))</w:t>
       </w:r>
-    </w:p>
-    <w:p>
+      <w:bookmarkEnd w:id="78"/>
+    </w:p>
+    <w:p>
+      <w:bookmarkStart w:name="fuzzelement1" w:id="79"/>
       <w:r>
         <w:rPr>
           <w:color w:val="0563C1"/>
@@ -2963,8 +3120,10 @@
       <w:r>
         <w:t xml:space="preserve"> (\x14javascript:javascript:alert(82))</w:t>
       </w:r>
-    </w:p>
-    <w:p>
+      <w:bookmarkEnd w:id="79"/>
+    </w:p>
+    <w:p>
+      <w:bookmarkStart w:name="fuzzelement1" w:id="80"/>
       <w:r>
         <w:rPr>
           <w:color w:val="0563C1"/>
@@ -2975,8 +3134,10 @@
       <w:r>
         <w:t xml:space="preserve"> (\x19javascript:javascript:alert(83))</w:t>
       </w:r>
-    </w:p>
-    <w:p>
+      <w:bookmarkEnd w:id="80"/>
+    </w:p>
+    <w:p>
+      <w:bookmarkStart w:name="fuzzelement1" w:id="81"/>
       <w:r>
         <w:rPr>
           <w:color w:val="0563C1"/>
@@ -2987,8 +3148,10 @@
       <w:r>
         <w:t xml:space="preserve"> (\xE2\x80\xAFjavascript:javascript:alert(84))</w:t>
       </w:r>
-    </w:p>
-    <w:p>
+      <w:bookmarkEnd w:id="81"/>
+    </w:p>
+    <w:p>
+      <w:bookmarkStart w:name="fuzzelement1" w:id="82"/>
       <w:r>
         <w:rPr>
           <w:color w:val="0563C1"/>
@@ -2999,8 +3162,10 @@
       <w:r>
         <w:t xml:space="preserve"> (\x1Fjavascript:javascript:alert(85))</w:t>
       </w:r>
-    </w:p>
-    <w:p>
+      <w:bookmarkEnd w:id="82"/>
+    </w:p>
+    <w:p>
+      <w:bookmarkStart w:name="fuzzelement1" w:id="83"/>
       <w:r>
         <w:rPr>
           <w:color w:val="0563C1"/>
@@ -3011,8 +3176,10 @@
       <w:r>
         <w:t xml:space="preserve"> (\xE2\x80\x81javascript:javascript:alert(86))</w:t>
       </w:r>
-    </w:p>
-    <w:p>
+      <w:bookmarkEnd w:id="83"/>
+    </w:p>
+    <w:p>
+      <w:bookmarkStart w:name="fuzzelement1" w:id="84"/>
       <w:r>
         <w:rPr>
           <w:color w:val="0563C1"/>
@@ -3023,8 +3190,10 @@
       <w:r>
         <w:t xml:space="preserve"> (\x1Djavascript:javascript:alert(87))</w:t>
       </w:r>
-    </w:p>
-    <w:p>
+      <w:bookmarkEnd w:id="84"/>
+    </w:p>
+    <w:p>
+      <w:bookmarkStart w:name="fuzzelement1" w:id="85"/>
       <w:r>
         <w:rPr>
           <w:color w:val="0563C1"/>
@@ -3035,8 +3204,10 @@
       <w:r>
         <w:t xml:space="preserve"> (\xE2\x80\x87javascript:javascript:alert(88))</w:t>
       </w:r>
-    </w:p>
-    <w:p>
+      <w:bookmarkEnd w:id="85"/>
+    </w:p>
+    <w:p>
+      <w:bookmarkStart w:name="fuzzelement1" w:id="86"/>
       <w:r>
         <w:rPr>
           <w:color w:val="0563C1"/>
@@ -3047,8 +3218,10 @@
       <w:r>
         <w:t xml:space="preserve"> (\x07javascript:javascript:alert(89))</w:t>
       </w:r>
-    </w:p>
-    <w:p>
+      <w:bookmarkEnd w:id="86"/>
+    </w:p>
+    <w:p>
+      <w:bookmarkStart w:name="fuzzelement1" w:id="87"/>
       <w:r>
         <w:rPr>
           <w:color w:val="0563C1"/>
@@ -3059,8 +3232,10 @@
       <w:r>
         <w:t xml:space="preserve"> (\xE1\x9A\x80javascript:javascript:alert(90))</w:t>
       </w:r>
-    </w:p>
-    <w:p>
+      <w:bookmarkEnd w:id="87"/>
+    </w:p>
+    <w:p>
+      <w:bookmarkStart w:name="fuzzelement1" w:id="88"/>
       <w:r>
         <w:rPr>
           <w:color w:val="0563C1"/>
@@ -3071,8 +3246,10 @@
       <w:r>
         <w:t xml:space="preserve"> (\xE2\x80\x83javascript:javascript:alert(91))</w:t>
       </w:r>
-    </w:p>
-    <w:p>
+      <w:bookmarkEnd w:id="88"/>
+    </w:p>
+    <w:p>
+      <w:bookmarkStart w:name="fuzzelement1" w:id="89"/>
       <w:r>
         <w:rPr>
           <w:color w:val="0563C1"/>
@@ -3083,8 +3260,10 @@
       <w:r>
         <w:t xml:space="preserve"> (\x04javascript:javascript:alert(92))</w:t>
       </w:r>
-    </w:p>
-    <w:p>
+      <w:bookmarkEnd w:id="89"/>
+    </w:p>
+    <w:p>
+      <w:bookmarkStart w:name="fuzzelement1" w:id="90"/>
       <w:r>
         <w:rPr>
           <w:color w:val="0563C1"/>
@@ -3095,8 +3274,10 @@
       <w:r>
         <w:t xml:space="preserve"> (\x01javascript:javascript:alert(93))</w:t>
       </w:r>
-    </w:p>
-    <w:p>
+      <w:bookmarkEnd w:id="90"/>
+    </w:p>
+    <w:p>
+      <w:bookmarkStart w:name="fuzzelement1" w:id="91"/>
       <w:r>
         <w:rPr>
           <w:color w:val="0563C1"/>
@@ -3107,8 +3288,10 @@
       <w:r>
         <w:t xml:space="preserve"> (\x08javascript:javascript:alert(94))</w:t>
       </w:r>
-    </w:p>
-    <w:p>
+      <w:bookmarkEnd w:id="91"/>
+    </w:p>
+    <w:p>
+      <w:bookmarkStart w:name="fuzzelement1" w:id="92"/>
       <w:r>
         <w:rPr>
           <w:color w:val="0563C1"/>
@@ -3119,8 +3302,10 @@
       <w:r>
         <w:t xml:space="preserve"> (\xE2\x80\x84javascript:javascript:alert(95))</w:t>
       </w:r>
-    </w:p>
-    <w:p>
+      <w:bookmarkEnd w:id="92"/>
+    </w:p>
+    <w:p>
+      <w:bookmarkStart w:name="fuzzelement1" w:id="93"/>
       <w:r>
         <w:rPr>
           <w:color w:val="0563C1"/>
@@ -3131,8 +3316,10 @@
       <w:r>
         <w:t xml:space="preserve"> (\xE2\x80\x86javascript:javascript:alert(96))</w:t>
       </w:r>
-    </w:p>
-    <w:p>
+      <w:bookmarkEnd w:id="93"/>
+    </w:p>
+    <w:p>
+      <w:bookmarkStart w:name="fuzzelement1" w:id="94"/>
       <w:r>
         <w:rPr>
           <w:color w:val="0563C1"/>
@@ -3143,8 +3330,10 @@
       <w:r>
         <w:t xml:space="preserve"> (\xE3\x80\x80javascript:javascript:alert(97))</w:t>
       </w:r>
-    </w:p>
-    <w:p>
+      <w:bookmarkEnd w:id="94"/>
+    </w:p>
+    <w:p>
+      <w:bookmarkStart w:name="fuzzelement1" w:id="95"/>
       <w:r>
         <w:rPr>
           <w:color w:val="0563C1"/>
@@ -3155,8 +3344,10 @@
       <w:r>
         <w:t xml:space="preserve"> (\x12javascript:javascript:alert(98))</w:t>
       </w:r>
-    </w:p>
-    <w:p>
+      <w:bookmarkEnd w:id="95"/>
+    </w:p>
+    <w:p>
+      <w:bookmarkStart w:name="fuzzelement1" w:id="96"/>
       <w:r>
         <w:rPr>
           <w:color w:val="0563C1"/>
@@ -3167,8 +3358,10 @@
       <w:r>
         <w:t xml:space="preserve"> (\x0Djavascript:javascript:alert(99))</w:t>
       </w:r>
-    </w:p>
-    <w:p>
+      <w:bookmarkEnd w:id="96"/>
+    </w:p>
+    <w:p>
+      <w:bookmarkStart w:name="fuzzelement1" w:id="97"/>
       <w:r>
         <w:rPr>
           <w:color w:val="0563C1"/>
@@ -3179,8 +3372,10 @@
       <w:r>
         <w:t xml:space="preserve"> (\x0Ajavascript:javascript:alert(100))</w:t>
       </w:r>
-    </w:p>
-    <w:p>
+      <w:bookmarkEnd w:id="97"/>
+    </w:p>
+    <w:p>
+      <w:bookmarkStart w:name="fuzzelement1" w:id="98"/>
       <w:r>
         <w:rPr>
           <w:color w:val="0563C1"/>
@@ -3191,8 +3386,10 @@
       <w:r>
         <w:t xml:space="preserve"> (\x0Cjavascript:javascript:alert(101))</w:t>
       </w:r>
-    </w:p>
-    <w:p>
+      <w:bookmarkEnd w:id="98"/>
+    </w:p>
+    <w:p>
+      <w:bookmarkStart w:name="fuzzelement1" w:id="99"/>
       <w:r>
         <w:rPr>
           <w:color w:val="0563C1"/>
@@ -3203,8 +3400,10 @@
       <w:r>
         <w:t xml:space="preserve"> (\x15javascript:javascript:alert(102))</w:t>
       </w:r>
-    </w:p>
-    <w:p>
+      <w:bookmarkEnd w:id="99"/>
+    </w:p>
+    <w:p>
+      <w:bookmarkStart w:name="fuzzelement1" w:id="100"/>
       <w:r>
         <w:rPr>
           <w:color w:val="0563C1"/>
@@ -3215,8 +3414,10 @@
       <w:r>
         <w:t xml:space="preserve"> (\xE2\x80\xA8javascript:javascript:alert(103))</w:t>
       </w:r>
-    </w:p>
-    <w:p>
+      <w:bookmarkEnd w:id="100"/>
+    </w:p>
+    <w:p>
+      <w:bookmarkStart w:name="fuzzelement1" w:id="101"/>
       <w:r>
         <w:rPr>
           <w:color w:val="0563C1"/>
@@ -3227,8 +3428,10 @@
       <w:r>
         <w:t xml:space="preserve"> (\x16javascript:javascript:alert(104))</w:t>
       </w:r>
-    </w:p>
-    <w:p>
+      <w:bookmarkEnd w:id="101"/>
+    </w:p>
+    <w:p>
+      <w:bookmarkStart w:name="fuzzelement1" w:id="102"/>
       <w:r>
         <w:rPr>
           <w:color w:val="0563C1"/>
@@ -3239,8 +3442,10 @@
       <w:r>
         <w:t xml:space="preserve"> (\x02javascript:javascript:alert(105))</w:t>
       </w:r>
-    </w:p>
-    <w:p>
+      <w:bookmarkEnd w:id="102"/>
+    </w:p>
+    <w:p>
+      <w:bookmarkStart w:name="fuzzelement1" w:id="103"/>
       <w:r>
         <w:rPr>
           <w:color w:val="0563C1"/>
@@ -3251,8 +3456,10 @@
       <w:r>
         <w:t xml:space="preserve"> (\x1Bjavascript:javascript:alert(106))</w:t>
       </w:r>
-    </w:p>
-    <w:p>
+      <w:bookmarkEnd w:id="103"/>
+    </w:p>
+    <w:p>
+      <w:bookmarkStart w:name="fuzzelement1" w:id="104"/>
       <w:r>
         <w:rPr>
           <w:color w:val="0563C1"/>
@@ -3263,8 +3470,10 @@
       <w:r>
         <w:t xml:space="preserve"> (\x06javascript:javascript:alert(107))</w:t>
       </w:r>
-    </w:p>
-    <w:p>
+      <w:bookmarkEnd w:id="104"/>
+    </w:p>
+    <w:p>
+      <w:bookmarkStart w:name="fuzzelement1" w:id="105"/>
       <w:r>
         <w:rPr>
           <w:color w:val="0563C1"/>
@@ -3275,8 +3484,10 @@
       <w:r>
         <w:t xml:space="preserve"> (\xE2\x80\xA9javascript:javascript:alert(108))</w:t>
       </w:r>
-    </w:p>
-    <w:p>
+      <w:bookmarkEnd w:id="105"/>
+    </w:p>
+    <w:p>
+      <w:bookmarkStart w:name="fuzzelement1" w:id="106"/>
       <w:r>
         <w:rPr>
           <w:color w:val="0563C1"/>
@@ -3287,8 +3498,10 @@
       <w:r>
         <w:t xml:space="preserve"> (\xE2\x80\x85javascript:javascript:alert(109))</w:t>
       </w:r>
-    </w:p>
-    <w:p>
+      <w:bookmarkEnd w:id="106"/>
+    </w:p>
+    <w:p>
+      <w:bookmarkStart w:name="fuzzelement1" w:id="107"/>
       <w:r>
         <w:rPr>
           <w:color w:val="0563C1"/>
@@ -3299,8 +3512,10 @@
       <w:r>
         <w:t xml:space="preserve"> (\x1Ejavascript:javascript:alert(110))</w:t>
       </w:r>
-    </w:p>
-    <w:p>
+      <w:bookmarkEnd w:id="107"/>
+    </w:p>
+    <w:p>
+      <w:bookmarkStart w:name="fuzzelement1" w:id="108"/>
       <w:r>
         <w:rPr>
           <w:color w:val="0563C1"/>
@@ -3311,8 +3526,10 @@
       <w:r>
         <w:t xml:space="preserve"> (\xE2\x81\x9Fjavascript:javascript:alert(111))</w:t>
       </w:r>
-    </w:p>
-    <w:p>
+      <w:bookmarkEnd w:id="108"/>
+    </w:p>
+    <w:p>
+      <w:bookmarkStart w:name="fuzzelement1" w:id="109"/>
       <w:r>
         <w:rPr>
           <w:color w:val="0563C1"/>
@@ -3323,8 +3540,10 @@
       <w:r>
         <w:t xml:space="preserve"> (\x1Cjavascript:javascript:alert(112))</w:t>
       </w:r>
-    </w:p>
-    <w:p>
+      <w:bookmarkEnd w:id="109"/>
+    </w:p>
+    <w:p>
+      <w:bookmarkStart w:name="fuzzelement1" w:id="110"/>
       <w:r>
         <w:rPr>
           <w:color w:val="0563C1"/>
@@ -3335,8 +3554,10 @@
       <w:r>
         <w:t xml:space="preserve"> (javascript\x00:javascript:alert(113))</w:t>
       </w:r>
-    </w:p>
-    <w:p>
+      <w:bookmarkEnd w:id="110"/>
+    </w:p>
+    <w:p>
+      <w:bookmarkStart w:name="fuzzelement1" w:id="111"/>
       <w:r>
         <w:rPr>
           <w:color w:val="0563C1"/>
@@ -3347,8 +3568,10 @@
       <w:r>
         <w:t xml:space="preserve"> (javascript\x3A:javascript:alert(114))</w:t>
       </w:r>
-    </w:p>
-    <w:p>
+      <w:bookmarkEnd w:id="111"/>
+    </w:p>
+    <w:p>
+      <w:bookmarkStart w:name="fuzzelement1" w:id="112"/>
       <w:r>
         <w:rPr>
           <w:color w:val="0563C1"/>
@@ -3359,8 +3582,10 @@
       <w:r>
         <w:t xml:space="preserve"> (javascript\x09:javascript:alert(115))</w:t>
       </w:r>
-    </w:p>
-    <w:p>
+      <w:bookmarkEnd w:id="112"/>
+    </w:p>
+    <w:p>
+      <w:bookmarkStart w:name="fuzzelement1" w:id="113"/>
       <w:r>
         <w:rPr>
           <w:color w:val="0563C1"/>
@@ -3371,8 +3596,10 @@
       <w:r>
         <w:t xml:space="preserve"> (javascript\x0D:javascript:alert(116))</w:t>
       </w:r>
-    </w:p>
-    <w:p>
+      <w:bookmarkEnd w:id="113"/>
+    </w:p>
+    <w:p>
+      <w:bookmarkStart w:name="fuzzelement1" w:id="114"/>
       <w:r>
         <w:rPr>
           <w:color w:val="0563C1"/>
@@ -3383,6 +3610,7 @@
       <w:r>
         <w:t xml:space="preserve"> (javascript\x0A:javascript:alert(117))</w:t>
       </w:r>
+      <w:bookmarkEnd w:id="114"/>
     </w:p>
     <w:p>
       <w:r>

--- a/src/Parchment.Tests/NaughtyStringsTests.MarkdownFilterHtml.verified.docx
+++ b/src/Parchment.Tests/NaughtyStringsTests.MarkdownFilterHtml.verified.docx
@@ -1313,7 +1313,7 @@
         <w:t xml:space="preserve">| </w:t>
       </w:r>
       <w:r>
-        <w:t xml:space="preserve">| </w:t>
+        <w:t xml:space="preserve">|</w:t>
       </w:r>
     </w:p>
     <w:p>
@@ -1793,7 +1793,7 @@
     </w:p>
     <w:p>
       <w:r>
-        <w:t xml:space="preserve">\t \u0085 ​\u2028\u2029 </w:t>
+        <w:t xml:space="preserve">\t \u0085 ​\u2028\u2029</w:t>
       </w:r>
     </w:p>
     <w:p>
@@ -2262,7 +2262,7 @@
     </w:p>
     <w:p>
       <w:r>
-        <w:t xml:space="preserve"> test </w:t>
+        <w:t xml:space="preserve">test</w:t>
       </w:r>
     </w:p>
     <w:p>
@@ -2421,7 +2421,7 @@
     </w:p>
     <w:p>
       <w:r>
-        <w:t xml:space="preserve"> onfocus=JaVaSCript:alert(9) autofocus</w:t>
+        <w:t xml:space="preserve">onfocus=JaVaSCript:alert(9) autofocus</w:t>
       </w:r>
     </w:p>
     <w:p>
@@ -3953,7 +3953,7 @@
         <w:rPr>
           <w:u w:val="single"/>
         </w:rPr>
-        <w:t xml:space="preserve"> Copy me</w:t>
+        <w:t xml:space="preserve">Copy me</w:t>
       </w:r>
     </w:p>
     <w:p>
@@ -3961,7 +3961,7 @@
         <w:rPr>
           <w:i/>
         </w:rPr>
-        <w:t xml:space="preserve"> Scroll over me </w:t>
+        <w:t xml:space="preserve">Scroll over me</w:t>
       </w:r>
     </w:p>
     <w:p>
@@ -4000,11 +4000,7 @@
         <w:t xml:space="preserve">'; EXEC sp_MSForEachTable 'DROP TABLE ?'; --</w:t>
       </w:r>
     </w:p>
-    <w:p>
-      <w:r>
-        <w:t xml:space="preserve"> </w:t>
-      </w:r>
-    </w:p>
+    <w:p/>
     <w:p>
       <w:r>
         <w:t xml:space="preserve">%</w:t>
